--- a/life-stuff-user-guide.docx
+++ b/life-stuff-user-guide.docx
@@ -908,6 +908,68 @@
                 <w:szCs w:val="20"/>
               </w:rPr>
               <w:t xml:space="preserve">https://rtpalme-c2.github.io/Modern-Heirloom/modern-heirloom-inventory.html</w:t>
+            </w:r>
+          </w:p>
+        </w:tc>
+      </w:tr>
+      <w:tr>
+        <w:tc>
+          <w:tcPr>
+            <w:tcW w:type="dxa" w:w="3000"/>
+            <w:tcBorders>
+              <w:top w:val="single" w:color="CCCCCC" w:sz="1"/>
+              <w:left w:val="single" w:color="CCCCCC" w:sz="1"/>
+              <w:bottom w:val="single" w:color="CCCCCC" w:sz="1"/>
+              <w:right w:val="single" w:color="CCCCCC" w:sz="1"/>
+            </w:tcBorders>
+            <w:shd w:fill="FFFFFF" w:val="clear"/>
+            <w:tcMar>
+              <w:top w:type="dxa" w:w="80"/>
+              <w:left w:type="dxa" w:w="120"/>
+              <w:bottom w:type="dxa" w:w="80"/>
+              <w:right w:type="dxa" w:w="120"/>
+            </w:tcMar>
+          </w:tcPr>
+          <w:p>
+            <w:r>
+              <w:rPr>
+                <w:rFonts w:ascii="Arial" w:cs="Arial" w:eastAsia="Arial" w:hAnsi="Arial"/>
+                <w:b/>
+                <w:bCs/>
+                <w:color w:val="1A2840"/>
+                <w:sz w:val="20"/>
+                <w:szCs w:val="20"/>
+              </w:rPr>
+              <w:t xml:space="preserve">Journey Intelligence</w:t>
+            </w:r>
+          </w:p>
+        </w:tc>
+        <w:tc>
+          <w:tcPr>
+            <w:tcW w:type="dxa" w:w="6360"/>
+            <w:tcBorders>
+              <w:top w:val="single" w:color="CCCCCC" w:sz="1"/>
+              <w:left w:val="single" w:color="CCCCCC" w:sz="1"/>
+              <w:bottom w:val="single" w:color="CCCCCC" w:sz="1"/>
+              <w:right w:val="single" w:color="CCCCCC" w:sz="1"/>
+            </w:tcBorders>
+            <w:shd w:fill="FFFFFF" w:val="clear"/>
+            <w:tcMar>
+              <w:top w:type="dxa" w:w="80"/>
+              <w:left w:type="dxa" w:w="120"/>
+              <w:bottom w:type="dxa" w:w="80"/>
+              <w:right w:type="dxa" w:w="120"/>
+            </w:tcMar>
+          </w:tcPr>
+          <w:p>
+            <w:r>
+              <w:rPr>
+                <w:rFonts w:ascii="Arial" w:cs="Arial" w:eastAsia="Arial" w:hAnsi="Arial"/>
+                <w:color w:val="1A1A1A"/>
+                <w:sz w:val="20"/>
+                <w:szCs w:val="20"/>
+              </w:rPr>
+              <w:t xml:space="preserve">https://rtpalme-c2.github.io/Journey-Intelligence/journey-intelligence.html</w:t>
             </w:r>
           </w:p>
         </w:tc>
